--- a/ethics/PIS_Merritt_final.docx
+++ b/ethics/PIS_Merritt_final.docx
@@ -210,21 +210,7 @@
           <w:sz w:val="24"/>
           <w:szCs w:val="24"/>
         </w:rPr>
-        <w:t xml:space="preserve">This study was certified according to the Informatics Research Ethics Process, reference number </w:t>
-      </w:r>
-      <w:r>
-        <w:rPr>
-          <w:sz w:val="24"/>
-          <w:szCs w:val="24"/>
-        </w:rPr>
-        <w:t xml:space="preserve">446635.</w:t>
-      </w:r>
-      <w:r>
-        <w:rPr>
-          <w:sz w:val="24"/>
-          <w:szCs w:val="24"/>
-        </w:rPr>
-        <w:t xml:space="preserve"> Please take time to read the following information carefully. You should keep this page for your records. </w:t>
+        <w:t xml:space="preserve">This study was certified according to the Informatics Research Ethics Process, reference number 446635. Please take time to read the following information carefully. You should keep this page for your records. </w:t>
       </w:r>
     </w:p>
     <w:p>
@@ -258,21 +244,7 @@
           <w:sz w:val="24"/>
           <w:szCs w:val="24"/>
         </w:rPr>
-        <w:t xml:space="preserve">This research conducted by </w:t>
-      </w:r>
-      <w:r>
-        <w:rPr>
-          <w:sz w:val="24"/>
-          <w:szCs w:val="24"/>
-        </w:rPr>
-        <w:t xml:space="preserve">Merritt Wang</w:t>
-      </w:r>
-      <w:r>
-        <w:rPr>
-          <w:sz w:val="24"/>
-          <w:szCs w:val="24"/>
-        </w:rPr>
-        <w:t xml:space="preserve"> as part of their MSc project at the School of Informatics, University of Edinburgh. The MSc project is supervised by Dr. Uta Hinrichs, Reader in Data Visualization at the School of Informatics. </w:t>
+        <w:t xml:space="preserve">This research conducted by Merritt Wang as part of their MSc project at the School of Informatics, University of Edinburgh. The MSc project is supervised by Dr. Uta Hinrichs, Reader in Data Visualization at the School of Informatics. </w:t>
       </w:r>
     </w:p>
     <w:p>
@@ -442,7 +414,7 @@
           <w:sz w:val="24"/>
           <w:szCs w:val="24"/>
         </w:rPr>
-        <w:t xml:space="preserve">You will first be asked to complete a short background questionnaire about your interest in or experience with Edinburgh-related literature and/or data visualisation (approx. 5 min.). You will then be introduced to several data visualisations representing Edinburgh-related literature and asked to complete a small number of tasks based on them (for example, identifying which author a visualisation belongs to, or judging the relationship between places), followed by a short reflection questionnaire about your experience. Your task responses and questionnaire answers will be recorded in writing; no audio or video recording will take place. The full session should take approx. 30-40 min. to complete.</w:t>
+        <w:t xml:space="preserve">You will first be asked to complete a short background questionnaire about your interest in or experience with Edinburgh-related literature and/or data visualisation (approx. 5 min.). You will then be introduced to several data visualisations representing Edinburgh-related literature and asked to complete a small number of tasks based on them (for example, identifying which author a visualisation belongs to, or judging the relationship between places), followed by a short reflection questionnaire about your experience. Your task responses and questionnaire answers will be recorded in writing; no audio or video recording will take place. The full session should take approx. 35-50 min. to complete.</w:t>
       </w:r>
     </w:p>
     <w:p>
